--- a/docs/NWGS_Grid_DOMAIN_AND_EMAIL.docx
+++ b/docs/NWGS_Grid_DOMAIN_AND_EMAIL.docx
@@ -462,7 +462,7 @@
                 <w:sz w:val="18"/>
                 <w:szCs w:val="18"/>
               </w:rPr>
-              <w:t xml:space="preserve">info@nwgsgrid.com</w:t>
+              <w:t xml:space="preserve">alerts@nwgsgrid.com</w:t>
             </w:r>
             <w:r>
               <w:rPr>
@@ -2651,7 +2651,43 @@
         <w:t xml:space="preserve">Email</w:t>
       </w:r>
       <w:r>
-        <w:t xml:space="preserve">, create the mailbox on the domain, and set a password. The </w:t>
+        <w:t xml:space="preserve">, create the mailbox on the domain, and set a password. Two addresses are in use: </w:t>
+      </w:r>
+      <w:r>
+        <w:rPr>
+          <w:rFonts w:ascii="Consolas" w:cs="Consolas" w:eastAsia="Consolas" w:hAnsi="Consolas"/>
+          <w:color w:val="6E1F2B"/>
+          <w:sz w:val="18"/>
+          <w:szCs w:val="18"/>
+        </w:rPr>
+        <w:t xml:space="preserve">alerts@nwgsgrid.com</w:t>
+      </w:r>
+      <w:r>
+        <w:t xml:space="preserve"> sends automated mail, and </w:t>
+      </w:r>
+      <w:r>
+        <w:rPr>
+          <w:rFonts w:ascii="Consolas" w:cs="Consolas" w:eastAsia="Consolas" w:hAnsi="Consolas"/>
+          <w:color w:val="6E1F2B"/>
+          <w:sz w:val="18"/>
+          <w:szCs w:val="18"/>
+        </w:rPr>
+        <w:t xml:space="preserve">info@nwgsgrid.com</w:t>
+      </w:r>
+      <w:r>
+        <w:t xml:space="preserve"> receives it, because that is the address published on the site, in LICENSE and in CITATION.cff and set as the Reply-To. </w:t>
+      </w:r>
+      <w:r>
+        <w:rPr>
+          <w:rFonts w:ascii="Consolas" w:cs="Consolas" w:eastAsia="Consolas" w:hAnsi="Consolas"/>
+          <w:color w:val="6E1F2B"/>
+          <w:sz w:val="18"/>
+          <w:szCs w:val="18"/>
+        </w:rPr>
+        <w:t xml:space="preserve">info@</w:t>
+      </w:r>
+      <w:r>
+        <w:t xml:space="preserve"> must exist as a mailbox or an alias, or replies to every alert bounce. The </w:t>
       </w:r>
       <w:r>
         <w:rPr>
@@ -2728,7 +2764,7 @@
           <w:sz w:val="17"/>
           <w:szCs w:val="17"/>
         </w:rPr>
-        <w:t xml:space="preserve">Sender email address   info@nwgsgrid.com</w:t>
+        <w:t xml:space="preserve">Sender email address   alerts@nwgsgrid.com</w:t>
       </w:r>
     </w:p>
     <w:p>
@@ -2808,7 +2844,7 @@
           <w:sz w:val="17"/>
           <w:szCs w:val="17"/>
         </w:rPr>
-        <w:t xml:space="preserve">Username               info@nwgsgrid.com</w:t>
+        <w:t xml:space="preserve">Username               alerts@nwgsgrid.com</w:t>
       </w:r>
     </w:p>
     <w:p>
@@ -3007,7 +3043,7 @@
                 <w:sz w:val="18"/>
                 <w:szCs w:val="18"/>
               </w:rPr>
-              <w:t xml:space="preserve">info@nwgsgrid.com</w:t>
+              <w:t xml:space="preserve">alerts@nwgsgrid.com</w:t>
             </w:r>
           </w:p>
         </w:tc>

--- a/docs/NWGS_Grid_DOMAIN_AND_EMAIL.docx
+++ b/docs/NWGS_Grid_DOMAIN_AND_EMAIL.docx
@@ -384,7 +384,7 @@
                 <w:sz w:val="18"/>
                 <w:szCs w:val="18"/>
               </w:rPr>
-              <w:t xml:space="preserve">Contact address on the site, README, LICENSE and CITATION</w:t>
+              <w:t xml:space="preserve">Contact address, Reply-To and sending mailbox</w:t>
             </w:r>
           </w:p>
         </w:tc>
@@ -409,7 +409,14 @@
                 <w:sz w:val="18"/>
                 <w:szCs w:val="18"/>
               </w:rPr>
-              <w:t xml:space="preserve">info@nwgsgrid.com</w:t>
+              <w:t xml:space="preserve">alerts@nwgsgrid.com</w:t>
+            </w:r>
+            <w:r>
+              <w:rPr>
+                <w:sz w:val="18"/>
+                <w:szCs w:val="18"/>
+              </w:rPr>
+              <w:t xml:space="preserve"> (one mailbox for all three)</w:t>
             </w:r>
           </w:p>
         </w:tc>
@@ -2651,7 +2658,7 @@
         <w:t xml:space="preserve">Email</w:t>
       </w:r>
       <w:r>
-        <w:t xml:space="preserve">, create the mailbox on the domain, and set a password. Two addresses are in use: </w:t>
+        <w:t xml:space="preserve">, create the mailbox on the domain, and set a password. One mailbox does both jobs: </w:t>
       </w:r>
       <w:r>
         <w:rPr>
@@ -2663,43 +2670,7 @@
         <w:t xml:space="preserve">alerts@nwgsgrid.com</w:t>
       </w:r>
       <w:r>
-        <w:t xml:space="preserve"> sends automated mail, and </w:t>
-      </w:r>
-      <w:r>
-        <w:rPr>
-          <w:rFonts w:ascii="Consolas" w:cs="Consolas" w:eastAsia="Consolas" w:hAnsi="Consolas"/>
-          <w:color w:val="6E1F2B"/>
-          <w:sz w:val="18"/>
-          <w:szCs w:val="18"/>
-        </w:rPr>
-        <w:t xml:space="preserve">info@nwgsgrid.com</w:t>
-      </w:r>
-      <w:r>
-        <w:t xml:space="preserve"> receives it, because that is the address published on the site, in LICENSE and in CITATION.cff and set as the Reply-To. </w:t>
-      </w:r>
-      <w:r>
-        <w:rPr>
-          <w:rFonts w:ascii="Consolas" w:cs="Consolas" w:eastAsia="Consolas" w:hAnsi="Consolas"/>
-          <w:color w:val="6E1F2B"/>
-          <w:sz w:val="18"/>
-          <w:szCs w:val="18"/>
-        </w:rPr>
-        <w:t xml:space="preserve">info@</w:t>
-      </w:r>
-      <w:r>
-        <w:t xml:space="preserve"> must exist as a mailbox or an alias, or replies to every alert bounce. The </w:t>
-      </w:r>
-      <w:r>
-        <w:rPr>
-          <w:rFonts w:ascii="Consolas" w:cs="Consolas" w:eastAsia="Consolas" w:hAnsi="Consolas"/>
-          <w:color w:val="6E1F2B"/>
-          <w:sz w:val="18"/>
-          <w:szCs w:val="18"/>
-        </w:rPr>
-        <w:t xml:space="preserve">MX</w:t>
-      </w:r>
-      <w:r>
-        <w:t xml:space="preserve"> records already in the zone deliver to it; no DNS change is needed.</w:t>
+        <w:t xml:space="preserve"> sends the sign-in links and the weekly alerts, and receives replies, because it is also the Reply-To and the contact address published on the site, in LICENSE and in CITATION.cff. Anyone answering an alert reaches that mailbox, so it has to be read, not left as a send-only address.</w:t>
       </w:r>
     </w:p>
     <w:p>
@@ -3703,7 +3674,7 @@
           <w:sz w:val="17"/>
           <w:szCs w:val="17"/>
         </w:rPr>
-        <w:t xml:space="preserve">const EMAIL = ['info','nwgsgrid.com'].join('@');</w:t>
+        <w:t xml:space="preserve">const EMAIL = ['alerts','nwgsgrid.com'].join('@');</w:t>
       </w:r>
     </w:p>
     <w:p>
